--- a/docs/requerimientos-funcionales/RF3-RegistrarPrestamo.docx
+++ b/docs/requerimientos-funcionales/RF3-RegistrarPrestamo.docx
@@ -179,7 +179,6 @@
         <w:tc>
           <w:tcPr>
             <w:tcW w:w="2100" w:type="dxa"/>
-            <w:shd w:val="clear" w:color="auto" w:fill="auto"/>
             <w:tcMar>
               <w:top w:w="100" w:type="dxa"/>
               <w:left w:w="100" w:type="dxa"/>
@@ -201,7 +200,6 @@
           <w:tcPr>
             <w:tcW w:w="3165" w:type="dxa"/>
             <w:gridSpan w:val="2"/>
-            <w:shd w:val="clear" w:color="auto" w:fill="auto"/>
             <w:tcMar>
               <w:top w:w="100" w:type="dxa"/>
               <w:left w:w="100" w:type="dxa"/>
@@ -223,7 +221,6 @@
         <w:tc>
           <w:tcPr>
             <w:tcW w:w="1965" w:type="dxa"/>
-            <w:shd w:val="clear" w:color="auto" w:fill="auto"/>
             <w:tcMar>
               <w:top w:w="100" w:type="dxa"/>
               <w:left w:w="100" w:type="dxa"/>
@@ -244,7 +241,6 @@
         <w:tc>
           <w:tcPr>
             <w:tcW w:w="2385" w:type="dxa"/>
-            <w:shd w:val="clear" w:color="auto" w:fill="auto"/>
             <w:tcMar>
               <w:top w:w="100" w:type="dxa"/>
               <w:left w:w="100" w:type="dxa"/>
@@ -298,7 +294,6 @@
           <w:tcPr>
             <w:tcW w:w="7515" w:type="dxa"/>
             <w:gridSpan w:val="4"/>
-            <w:shd w:val="clear" w:color="auto" w:fill="auto"/>
             <w:tcMar>
               <w:top w:w="100" w:type="dxa"/>
               <w:left w:w="100" w:type="dxa"/>
@@ -458,7 +453,6 @@
         <w:tc>
           <w:tcPr>
             <w:tcW w:w="2100" w:type="dxa"/>
-            <w:shd w:val="clear" w:color="auto" w:fill="auto"/>
             <w:tcMar>
               <w:top w:w="100" w:type="dxa"/>
               <w:left w:w="100" w:type="dxa"/>
@@ -509,7 +503,6 @@
         <w:tc>
           <w:tcPr>
             <w:tcW w:w="1650" w:type="dxa"/>
-            <w:shd w:val="clear" w:color="auto" w:fill="auto"/>
             <w:tcMar>
               <w:top w:w="100" w:type="dxa"/>
               <w:left w:w="100" w:type="dxa"/>
@@ -523,22 +516,13 @@
               <w:spacing w:line="240" w:lineRule="auto"/>
             </w:pPr>
             <w:r>
-              <w:t>Maestro/</w:t>
-            </w:r>
-            <w:proofErr w:type="gramStart"/>
-            <w:r>
-              <w:t>Directora</w:t>
-            </w:r>
-            <w:proofErr w:type="gramEnd"/>
-            <w:r>
-              <w:t xml:space="preserve"> autenticado con permiso de préstamo</w:t>
+              <w:t>Maestro/Directora autenticado con permiso de préstamo</w:t>
             </w:r>
           </w:p>
         </w:tc>
         <w:tc>
           <w:tcPr>
             <w:tcW w:w="1515" w:type="dxa"/>
-            <w:shd w:val="clear" w:color="auto" w:fill="auto"/>
             <w:tcMar>
               <w:top w:w="100" w:type="dxa"/>
               <w:left w:w="100" w:type="dxa"/>
@@ -589,7 +573,6 @@
         <w:tc>
           <w:tcPr>
             <w:tcW w:w="1965" w:type="dxa"/>
-            <w:shd w:val="clear" w:color="auto" w:fill="auto"/>
             <w:tcMar>
               <w:top w:w="100" w:type="dxa"/>
               <w:left w:w="100" w:type="dxa"/>
@@ -633,7 +616,6 @@
         <w:tc>
           <w:tcPr>
             <w:tcW w:w="2385" w:type="dxa"/>
-            <w:shd w:val="clear" w:color="auto" w:fill="auto"/>
             <w:tcMar>
               <w:top w:w="100" w:type="dxa"/>
               <w:left w:w="100" w:type="dxa"/>
@@ -746,7 +728,6 @@
           <w:tcPr>
             <w:tcW w:w="7515" w:type="dxa"/>
             <w:gridSpan w:val="4"/>
-            <w:shd w:val="clear" w:color="auto" w:fill="auto"/>
             <w:tcMar>
               <w:top w:w="100" w:type="dxa"/>
               <w:left w:w="100" w:type="dxa"/>
@@ -807,7 +788,57 @@
               <w:spacing w:line="240" w:lineRule="auto"/>
             </w:pPr>
             <w:r>
-              <w:t>Selecciona al alumno</w:t>
+              <w:t>El usuario comienza a escribir el nombre del alumno en el campo de búsqueda.</w:t>
+            </w:r>
+          </w:p>
+          <w:p>
+            <w:pPr>
+              <w:pStyle w:val="Prrafodelista"/>
+              <w:widowControl w:val="0"/>
+              <w:numPr>
+                <w:ilvl w:val="0"/>
+                <w:numId w:val="3"/>
+              </w:numPr>
+              <w:spacing w:line="240" w:lineRule="auto"/>
+            </w:pPr>
+            <w:r>
+              <w:t>El sistema realiza una búsqueda difusa (</w:t>
+            </w:r>
+            <w:proofErr w:type="spellStart"/>
+            <w:r>
+              <w:t>Fuzzy</w:t>
+            </w:r>
+            <w:proofErr w:type="spellEnd"/>
+            <w:r>
+              <w:t xml:space="preserve"> Search) comparando la entrada con la base de datos de alumnos activos.</w:t>
+            </w:r>
+          </w:p>
+          <w:p>
+            <w:pPr>
+              <w:pStyle w:val="Prrafodelista"/>
+              <w:widowControl w:val="0"/>
+              <w:numPr>
+                <w:ilvl w:val="0"/>
+                <w:numId w:val="3"/>
+              </w:numPr>
+              <w:spacing w:line="240" w:lineRule="auto"/>
+            </w:pPr>
+            <w:r>
+              <w:t>El sistema despliega una lista de coincidencias sugeridas basadas en similitud fonética o de caracteres.</w:t>
+            </w:r>
+          </w:p>
+          <w:p>
+            <w:pPr>
+              <w:pStyle w:val="Prrafodelista"/>
+              <w:widowControl w:val="0"/>
+              <w:numPr>
+                <w:ilvl w:val="0"/>
+                <w:numId w:val="3"/>
+              </w:numPr>
+              <w:spacing w:line="240" w:lineRule="auto"/>
+            </w:pPr>
+            <w:r>
+              <w:t>El usuario selecciona al alumno</w:t>
             </w:r>
           </w:p>
           <w:p>
@@ -903,7 +934,6 @@
           <w:tcPr>
             <w:tcW w:w="7515" w:type="dxa"/>
             <w:gridSpan w:val="4"/>
-            <w:shd w:val="clear" w:color="auto" w:fill="auto"/>
             <w:tcMar>
               <w:top w:w="100" w:type="dxa"/>
               <w:left w:w="100" w:type="dxa"/>
@@ -950,6 +980,7 @@
               <w:spacing w:line="240" w:lineRule="auto"/>
             </w:pPr>
             <w:r>
+              <w:lastRenderedPageBreak/>
               <w:t xml:space="preserve">El préstamo queda vinculado al usuario que lo registró </w:t>
             </w:r>
           </w:p>
@@ -1367,6 +1398,119 @@
       </w:pPr>
     </w:lvl>
   </w:abstractNum>
+  <w:abstractNum w:abstractNumId="4" w15:restartNumberingAfterBreak="0">
+    <w:nsid w:val="7ADC1F30"/>
+    <w:multiLevelType w:val="multilevel"/>
+    <w:tmpl w:val="3D6A8834"/>
+    <w:lvl w:ilvl="0">
+      <w:start w:val="1"/>
+      <w:numFmt w:val="decimal"/>
+      <w:lvlText w:val="%1."/>
+      <w:lvlJc w:val="left"/>
+      <w:pPr>
+        <w:ind w:left="720" w:hanging="360"/>
+      </w:pPr>
+      <w:rPr>
+        <w:u w:val="none"/>
+      </w:rPr>
+    </w:lvl>
+    <w:lvl w:ilvl="1">
+      <w:start w:val="1"/>
+      <w:numFmt w:val="lowerLetter"/>
+      <w:lvlText w:val="%2."/>
+      <w:lvlJc w:val="left"/>
+      <w:pPr>
+        <w:ind w:left="1440" w:hanging="360"/>
+      </w:pPr>
+      <w:rPr>
+        <w:u w:val="none"/>
+      </w:rPr>
+    </w:lvl>
+    <w:lvl w:ilvl="2">
+      <w:start w:val="1"/>
+      <w:numFmt w:val="lowerRoman"/>
+      <w:lvlText w:val="%3."/>
+      <w:lvlJc w:val="right"/>
+      <w:pPr>
+        <w:ind w:left="2160" w:hanging="360"/>
+      </w:pPr>
+      <w:rPr>
+        <w:u w:val="none"/>
+      </w:rPr>
+    </w:lvl>
+    <w:lvl w:ilvl="3">
+      <w:start w:val="1"/>
+      <w:numFmt w:val="decimal"/>
+      <w:lvlText w:val="%4."/>
+      <w:lvlJc w:val="left"/>
+      <w:pPr>
+        <w:ind w:left="2880" w:hanging="360"/>
+      </w:pPr>
+      <w:rPr>
+        <w:u w:val="none"/>
+      </w:rPr>
+    </w:lvl>
+    <w:lvl w:ilvl="4">
+      <w:start w:val="1"/>
+      <w:numFmt w:val="lowerLetter"/>
+      <w:lvlText w:val="%5."/>
+      <w:lvlJc w:val="left"/>
+      <w:pPr>
+        <w:ind w:left="3600" w:hanging="360"/>
+      </w:pPr>
+      <w:rPr>
+        <w:u w:val="none"/>
+      </w:rPr>
+    </w:lvl>
+    <w:lvl w:ilvl="5">
+      <w:start w:val="1"/>
+      <w:numFmt w:val="lowerRoman"/>
+      <w:lvlText w:val="%6."/>
+      <w:lvlJc w:val="right"/>
+      <w:pPr>
+        <w:ind w:left="4320" w:hanging="360"/>
+      </w:pPr>
+      <w:rPr>
+        <w:u w:val="none"/>
+      </w:rPr>
+    </w:lvl>
+    <w:lvl w:ilvl="6">
+      <w:start w:val="1"/>
+      <w:numFmt w:val="decimal"/>
+      <w:lvlText w:val="%7."/>
+      <w:lvlJc w:val="left"/>
+      <w:pPr>
+        <w:ind w:left="5040" w:hanging="360"/>
+      </w:pPr>
+      <w:rPr>
+        <w:u w:val="none"/>
+      </w:rPr>
+    </w:lvl>
+    <w:lvl w:ilvl="7">
+      <w:start w:val="1"/>
+      <w:numFmt w:val="lowerLetter"/>
+      <w:lvlText w:val="%8."/>
+      <w:lvlJc w:val="left"/>
+      <w:pPr>
+        <w:ind w:left="5760" w:hanging="360"/>
+      </w:pPr>
+      <w:rPr>
+        <w:u w:val="none"/>
+      </w:rPr>
+    </w:lvl>
+    <w:lvl w:ilvl="8">
+      <w:start w:val="1"/>
+      <w:numFmt w:val="lowerRoman"/>
+      <w:lvlText w:val="%9."/>
+      <w:lvlJc w:val="right"/>
+      <w:pPr>
+        <w:ind w:left="6480" w:hanging="360"/>
+      </w:pPr>
+      <w:rPr>
+        <w:u w:val="none"/>
+      </w:rPr>
+    </w:lvl>
+  </w:abstractNum>
   <w:num w:numId="1" w16cid:durableId="1410425636">
     <w:abstractNumId w:val="1"/>
   </w:num>
@@ -1378,6 +1522,9 @@
   </w:num>
   <w:num w:numId="4" w16cid:durableId="432744583">
     <w:abstractNumId w:val="0"/>
+  </w:num>
+  <w:num w:numId="5" w16cid:durableId="504174776">
+    <w:abstractNumId w:val="4"/>
   </w:num>
 </w:numbering>
 </file>

--- a/docs/requerimientos-funcionales/RF3-RegistrarPrestamo.docx
+++ b/docs/requerimientos-funcionales/RF3-RegistrarPrestamo.docx
@@ -4,7 +4,8 @@
   <w:body>
     <w:tbl>
       <w:tblPr>
-        <w:tblW w:w="9615" w:type="dxa"/>
+        <w:tblpPr w:leftFromText="141" w:rightFromText="141" w:vertAnchor="page" w:horzAnchor="margin" w:tblpXSpec="center" w:tblpY="709"/>
+        <w:tblW w:w="9855" w:type="dxa"/>
         <w:tblBorders>
           <w:top w:val="single" w:sz="8" w:space="0" w:color="000000"/>
           <w:left w:val="single" w:sz="8" w:space="0" w:color="000000"/>
@@ -17,19 +18,20 @@
         <w:tblLook w:val="0600" w:firstRow="0" w:lastRow="0" w:firstColumn="0" w:lastColumn="0" w:noHBand="1" w:noVBand="1"/>
       </w:tblPr>
       <w:tblGrid>
-        <w:gridCol w:w="2100"/>
+        <w:gridCol w:w="2336"/>
         <w:gridCol w:w="1650"/>
         <w:gridCol w:w="1515"/>
         <w:gridCol w:w="1965"/>
-        <w:gridCol w:w="2385"/>
+        <w:gridCol w:w="2389"/>
       </w:tblGrid>
       <w:tr>
         <w:trPr>
+          <w:cantSplit/>
           <w:trHeight w:val="420"/>
         </w:trPr>
         <w:tc>
           <w:tcPr>
-            <w:tcW w:w="9615" w:type="dxa"/>
+            <w:tcW w:w="9855" w:type="dxa"/>
             <w:gridSpan w:val="5"/>
             <w:shd w:val="clear" w:color="auto" w:fill="D9D9D9"/>
             <w:tcMar>
@@ -59,11 +61,12 @@
       </w:tr>
       <w:tr>
         <w:trPr>
+          <w:cantSplit/>
           <w:trHeight w:val="420"/>
         </w:trPr>
         <w:tc>
           <w:tcPr>
-            <w:tcW w:w="2100" w:type="dxa"/>
+            <w:tcW w:w="2336" w:type="dxa"/>
             <w:shd w:val="clear" w:color="auto" w:fill="D9D9D9"/>
             <w:tcMar>
               <w:top w:w="100" w:type="dxa"/>
@@ -146,7 +149,7 @@
         </w:tc>
         <w:tc>
           <w:tcPr>
-            <w:tcW w:w="2385" w:type="dxa"/>
+            <w:tcW w:w="2389" w:type="dxa"/>
             <w:shd w:val="clear" w:color="auto" w:fill="D9D9D9"/>
             <w:tcMar>
               <w:top w:w="100" w:type="dxa"/>
@@ -174,11 +177,12 @@
       </w:tr>
       <w:tr>
         <w:trPr>
+          <w:cantSplit/>
           <w:trHeight w:val="447"/>
         </w:trPr>
         <w:tc>
           <w:tcPr>
-            <w:tcW w:w="2100" w:type="dxa"/>
+            <w:tcW w:w="2336" w:type="dxa"/>
             <w:tcMar>
               <w:top w:w="100" w:type="dxa"/>
               <w:left w:w="100" w:type="dxa"/>
@@ -240,7 +244,7 @@
         </w:tc>
         <w:tc>
           <w:tcPr>
-            <w:tcW w:w="2385" w:type="dxa"/>
+            <w:tcW w:w="2389" w:type="dxa"/>
             <w:tcMar>
               <w:top w:w="100" w:type="dxa"/>
               <w:left w:w="100" w:type="dxa"/>
@@ -261,11 +265,12 @@
       </w:tr>
       <w:tr>
         <w:trPr>
+          <w:cantSplit/>
           <w:trHeight w:val="420"/>
         </w:trPr>
         <w:tc>
           <w:tcPr>
-            <w:tcW w:w="2100" w:type="dxa"/>
+            <w:tcW w:w="2336" w:type="dxa"/>
             <w:shd w:val="clear" w:color="auto" w:fill="D9D9D9"/>
             <w:tcMar>
               <w:top w:w="100" w:type="dxa"/>
@@ -292,7 +297,7 @@
         </w:tc>
         <w:tc>
           <w:tcPr>
-            <w:tcW w:w="7515" w:type="dxa"/>
+            <w:tcW w:w="7519" w:type="dxa"/>
             <w:gridSpan w:val="4"/>
             <w:tcMar>
               <w:top w:w="100" w:type="dxa"/>
@@ -313,9 +318,12 @@
         </w:tc>
       </w:tr>
       <w:tr>
+        <w:trPr>
+          <w:cantSplit/>
+        </w:trPr>
         <w:tc>
           <w:tcPr>
-            <w:tcW w:w="2100" w:type="dxa"/>
+            <w:tcW w:w="2336" w:type="dxa"/>
             <w:shd w:val="clear" w:color="auto" w:fill="D9D9D9"/>
             <w:tcMar>
               <w:top w:w="100" w:type="dxa"/>
@@ -423,7 +431,7 @@
         </w:tc>
         <w:tc>
           <w:tcPr>
-            <w:tcW w:w="2385" w:type="dxa"/>
+            <w:tcW w:w="2389" w:type="dxa"/>
             <w:shd w:val="clear" w:color="auto" w:fill="D9D9D9"/>
             <w:tcMar>
               <w:top w:w="100" w:type="dxa"/>
@@ -450,9 +458,12 @@
         </w:tc>
       </w:tr>
       <w:tr>
+        <w:trPr>
+          <w:cantSplit/>
+        </w:trPr>
         <w:tc>
           <w:tcPr>
-            <w:tcW w:w="2100" w:type="dxa"/>
+            <w:tcW w:w="2336" w:type="dxa"/>
             <w:tcMar>
               <w:top w:w="100" w:type="dxa"/>
               <w:left w:w="100" w:type="dxa"/>
@@ -516,7 +527,15 @@
               <w:spacing w:line="240" w:lineRule="auto"/>
             </w:pPr>
             <w:r>
-              <w:t>Maestro/Directora autenticado con permiso de préstamo</w:t>
+              <w:t>Maestro/</w:t>
+            </w:r>
+            <w:proofErr w:type="gramStart"/>
+            <w:r>
+              <w:t>Directora</w:t>
+            </w:r>
+            <w:proofErr w:type="gramEnd"/>
+            <w:r>
+              <w:t xml:space="preserve"> autenticado con permiso de préstamo</w:t>
             </w:r>
           </w:p>
         </w:tc>
@@ -615,7 +634,7 @@
         </w:tc>
         <w:tc>
           <w:tcPr>
-            <w:tcW w:w="2385" w:type="dxa"/>
+            <w:tcW w:w="2389" w:type="dxa"/>
             <w:tcMar>
               <w:top w:w="100" w:type="dxa"/>
               <w:left w:w="100" w:type="dxa"/>
@@ -695,11 +714,12 @@
       </w:tr>
       <w:tr>
         <w:trPr>
+          <w:cantSplit/>
           <w:trHeight w:val="420"/>
         </w:trPr>
         <w:tc>
           <w:tcPr>
-            <w:tcW w:w="2100" w:type="dxa"/>
+            <w:tcW w:w="2336" w:type="dxa"/>
             <w:shd w:val="clear" w:color="auto" w:fill="D9D9D9"/>
             <w:tcMar>
               <w:top w:w="100" w:type="dxa"/>
@@ -726,7 +746,7 @@
         </w:tc>
         <w:tc>
           <w:tcPr>
-            <w:tcW w:w="7515" w:type="dxa"/>
+            <w:tcW w:w="7519" w:type="dxa"/>
             <w:gridSpan w:val="4"/>
             <w:tcMar>
               <w:top w:w="100" w:type="dxa"/>
@@ -901,11 +921,12 @@
       </w:tr>
       <w:tr>
         <w:trPr>
+          <w:cantSplit/>
           <w:trHeight w:val="420"/>
         </w:trPr>
         <w:tc>
           <w:tcPr>
-            <w:tcW w:w="2100" w:type="dxa"/>
+            <w:tcW w:w="2336" w:type="dxa"/>
             <w:shd w:val="clear" w:color="auto" w:fill="D9D9D9"/>
             <w:tcMar>
               <w:top w:w="100" w:type="dxa"/>
@@ -932,7 +953,7 @@
         </w:tc>
         <w:tc>
           <w:tcPr>
-            <w:tcW w:w="7515" w:type="dxa"/>
+            <w:tcW w:w="7519" w:type="dxa"/>
             <w:gridSpan w:val="4"/>
             <w:tcMar>
               <w:top w:w="100" w:type="dxa"/>
@@ -980,7 +1001,6 @@
               <w:spacing w:line="240" w:lineRule="auto"/>
             </w:pPr>
             <w:r>
-              <w:lastRenderedPageBreak/>
               <w:t xml:space="preserve">El préstamo queda vinculado al usuario que lo registró </w:t>
             </w:r>
           </w:p>
@@ -990,7 +1010,7 @@
     <w:p/>
     <w:sectPr>
       <w:pgSz w:w="12240" w:h="15840"/>
-      <w:pgMar w:top="1417" w:right="1701" w:bottom="1417" w:left="1701" w:header="708" w:footer="708" w:gutter="0"/>
+      <w:pgMar w:top="720" w:right="720" w:bottom="720" w:left="720" w:header="708" w:footer="708" w:gutter="0"/>
       <w:cols w:space="708"/>
       <w:docGrid w:linePitch="360"/>
     </w:sectPr>
